--- a/Gold_Mining_Circle_Foundation_Articles_DRAFT.docx
+++ b/Gold_Mining_Circle_Foundation_Articles_DRAFT.docx
@@ -352,11 +352,50 @@
     </w:p>
     <w:p>
       <w:pPr>
-        <w:spacing w:after="160" w:line="300"/>
-        <w:jc w:val="both"/>
-      </w:pPr>
+        <w:tabs>
+          <w:tab w:val="left" w:pos="720"/>
+        </w:tabs>
+        <w:spacing w:after="160" w:line="300"/>
+        <w:ind w:left="720" w:hanging="360"/>
+        <w:jc w:val="both"/>
+      </w:pPr>
+      <w:r>
+        <w:t xml:space="preserve">A.	</w:t>
+      </w:r>
       <w:r>
         <w:t xml:space="preserve">Upon the dissolution or winding up of this corporation, its assets remaining after payment, or provision for payment, of all debts and liabilities of this corporation shall be distributed to a nonprofit fund, foundation, or corporation which is organized and operated exclusively for charitable purposes and which has established its tax-exempt status under Section 501(c)(3) of the Internal Revenue Code.</w:t>
+      </w:r>
+    </w:p>
+    <w:p>
+      <w:pPr>
+        <w:tabs>
+          <w:tab w:val="left" w:pos="720"/>
+        </w:tabs>
+        <w:spacing w:after="160" w:line="300"/>
+        <w:ind w:left="720" w:hanging="360"/>
+        <w:jc w:val="both"/>
+      </w:pPr>
+      <w:r>
+        <w:t xml:space="preserve">B.	</w:t>
+      </w:r>
+      <w:r>
+        <w:t xml:space="preserve">In the alternative, such assets may be distributed to the federal government, or to a state or local government, for a public purpose.</w:t>
+      </w:r>
+    </w:p>
+    <w:p>
+      <w:pPr>
+        <w:tabs>
+          <w:tab w:val="left" w:pos="720"/>
+        </w:tabs>
+        <w:spacing w:after="160" w:line="300"/>
+        <w:ind w:left="720" w:hanging="360"/>
+        <w:jc w:val="both"/>
+      </w:pPr>
+      <w:r>
+        <w:t xml:space="preserve">C.	</w:t>
+      </w:r>
+      <w:r>
+        <w:t xml:space="preserve">Any such assets not so disposed of shall be disposed of by a court of competent jurisdiction of the county in which the principal office of the corporation is then located, exclusively for charitable purposes or to such organization or organizations, as said court shall determine, which are organized and operated exclusively for such purposes.</w:t>
       </w:r>
     </w:p>
     <w:p>
